--- a/语义计算工具库甲方机器部署方案.docx
+++ b/语义计算工具库甲方机器部署方案.docx
@@ -1454,7 +1454,7 @@
           <w:rFonts w:ascii="Times New Roman" w:hAnsi="Times New Roman" w:eastAsia="宋体"/>
           <w:sz w:val="24"/>
         </w:rPr>
-        <w:t>部署代码基线 = ggaoxin/cpu- 仓库 main 分支 + 4 个本地适配文件。交付代码包已包含全部适配;若改用 git clone 拉取,必须再用交付包覆盖以下 4 个文件,否则功能受损:</w:t>
+        <w:t>部署代码基线 = ggaoxin/cpu- 仓库 main 分支。原 4 个本地适配文件(docker-compose.yml、frontend/nginx.conf.template、frontend/Dockerfile、requirements.txt)已于 2026-09-24 合入 main(952539e),git clone 与交付代码包为同一完整基线,无需覆盖任何文件。下表为这些适配的作用说明(缺失后果仅当自行回退适配时才会出现):</w:t>
       </w:r>
     </w:p>
     <w:p>
@@ -1468,7 +1468,7 @@
           <w:b/>
           <w:sz w:val="21"/>
         </w:rPr>
-        <w:t>表2-3 交付基线中的适配文件</w:t>
+        <w:t>表2-3 已合入 main 的适配文件(952539e)</w:t>
       </w:r>
     </w:p>
     <w:tbl>
@@ -1781,7 +1781,7 @@
           <w:rFonts w:ascii="Times New Roman" w:hAnsi="Times New Roman" w:eastAsia="宋体"/>
           <w:sz w:val="24"/>
         </w:rPr>
-        <w:t>backend/Dockerfile 的 --workers 2 与 rsyslogd 安全整改已合入 main 分支(e93db6a),无需额外处理。</w:t>
+        <w:t>backend/Dockerfile 的 --workers 2 与 rsyslogd 安全整改已合入 main(e93db6a);上表 4 个适配文件已随后续提交 952539e 合入 main。git clone 即得全部内容,无需任何手工步骤。</w:t>
       </w:r>
     </w:p>
     <w:p>
@@ -1910,13 +1910,14 @@
             <w:pPr>
               <w:spacing w:line="276" w:lineRule="auto"/>
             </w:pPr>
-            <w:r/>
+            <w:r>
+              <w:t>部署代码包</w:t>
+            </w:r>
             <w:r>
               <w:rPr>
                 <w:rFonts w:ascii="Times New Roman" w:hAnsi="Times New Roman" w:eastAsia="宋体"/>
                 <w:sz w:val="21"/>
               </w:rPr>
-              <w:t>部署代码包(含 4 个适配文件)</w:t>
             </w:r>
           </w:p>
         </w:tc>
@@ -1964,13 +1965,14 @@
             <w:pPr>
               <w:spacing w:line="276" w:lineRule="auto"/>
             </w:pPr>
-            <w:r/>
+            <w:r>
+              <w:t>与 git main(952539e 及以后)完全一致;亦可整目录拷贝</w:t>
+            </w:r>
             <w:r>
               <w:rPr>
                 <w:rFonts w:ascii="Times New Roman" w:hAnsi="Times New Roman" w:eastAsia="宋体"/>
                 <w:sz w:val="21"/>
               </w:rPr>
-              <w:t>git main + 适配文件;亦可整目录拷贝</w:t>
             </w:r>
           </w:p>
         </w:tc>
@@ -6166,14 +6168,13 @@
           <w:b/>
           <w:sz w:val="24"/>
         </w:rPr>
-        <w:t>步骤 2 获取代码:</w:t>
+        <w:t>步骤 2 获取代码:规划部署目录(如 /opt/semantic_toolkit),解压部署代码包,或直接 git clone——两者为同一基线,4 个适配文件已全部在 main 中,无需覆盖:</w:t>
       </w:r>
       <w:r>
         <w:rPr>
           <w:rFonts w:ascii="Times New Roman" w:hAnsi="Times New Roman" w:eastAsia="宋体"/>
           <w:sz w:val="24"/>
         </w:rPr>
-        <w:t>规划部署目录(如 /opt/semantic_toolkit),解压部署代码包(含 4 个适配文件)。若改用 git 拉取,注意按表 2-3 覆盖适配文件:</w:t>
       </w:r>
     </w:p>
     <w:p>
@@ -6202,7 +6203,7 @@
           <w:color w:val="1F3864"/>
           <w:sz w:val="19"/>
         </w:rPr>
-        <w:t># 之后务必用交付包覆盖 4 个适配文件(表 2-3)</w:t>
+        <w:t># main 已含全部适配(952539e),clone 后无需覆盖任何文件</w:t>
       </w:r>
     </w:p>
     <w:p>
@@ -8111,7 +8112,7 @@
           <w:rFonts w:ascii="Times New Roman" w:hAnsi="Times New Roman" w:eastAsia="宋体"/>
           <w:sz w:val="24"/>
         </w:rPr>
-        <w:t>git tag(或镜像 tag)须与发布单一致。升级流程:git stash(保护本地适配)→ git pull → git stash pop → docker compose up -d --build(backend/frontend 按变更范围;mysql 不动)→ 验证。容器方式下镜像重建即整体替换容器,不存在裸机方式的孤儿 Worker 问题。前端变更后浏览器需强制刷新(Ctrl+F5)避免缓存旧脚本。</w:t>
+        <w:t>git tag(或镜像 tag)须与发布单一致。升级流程:git pull(适配已全部在 main,正常快进;若甲方自行修改过本地文件,先 git stash 保护、完成后 git stash pop)→ docker compose up -d --build(backend/frontend 按变更范围;mysql 不动)→ 验证。容器方式下镜像重建即整体替换容器,不存在裸机方式的孤儿 Worker 问题。前端变更后浏览器需强制刷新(Ctrl+F5)避免缓存旧脚本。</w:t>
       </w:r>
     </w:p>
     <w:p>
